--- a/交付成果/第4轮朗读优化版/朗读优化8周版/读书会02_慈心禅修习_8周资料包（朗读优化版）/Word版/第1周_慈心的意义、功德与四护卫禅定位_学员版.docx
+++ b/交付成果/第4轮朗读优化版/朗读优化8周版/读书会02_慈心禅修习_8周资料包（朗读优化版）/Word版/第1周_慈心的意义、功德与四护卫禅定位_学员版.docx
@@ -4,28 +4,47 @@
   <w:body>
     <w:p>
       <w:pPr>
-        <w:spacing w:before="160" w:after="80"/>
+        <w:jc w:val="right"/>
       </w:pPr>
       <w:r>
         <w:rPr>
-          <w:rFonts w:ascii="Microsoft YaHei" w:hAnsi="Microsoft YaHei" w:eastAsia="Microsoft YaHei"/>
-          <w:b/>
-          <w:color w:val="1E5631"/>
-          <w:sz w:val="34"/>
+          <w:color w:val="888888"/>
+          <w:sz w:val="16"/>
         </w:rPr>
-        <w:t>第1周：慈心的意义、功德与四护卫禅定位（学员版）</w:t>
+        <w:t>📅 最近更新：2026-09-22 17:16　|　学员版（第三版修订）</w:t>
       </w:r>
     </w:p>
     <w:p>
       <w:pPr>
-        <w:spacing w:before="160" w:after="80"/>
+        <w:jc w:val="right"/>
       </w:pPr>
       <w:r>
         <w:rPr>
-          <w:rFonts w:ascii="Microsoft YaHei" w:hAnsi="Microsoft YaHei" w:eastAsia="Microsoft YaHei"/>
+          <w:color w:val="888888"/>
+          <w:sz w:val="16"/>
+        </w:rPr>
+        <w:t>📅 最近更新：2026-09-09 19:00　|　v2.0 第二轮审核修订：周标题对齐确定稿、144处临时链接改为media_id出处标注、引用核查、查重边界、格式统一</w:t>
+      </w:r>
+    </w:p>
+    <w:p>
+      <w:pPr>
+        <w:jc w:val="center"/>
+      </w:pPr>
+      <w:r>
+        <w:rPr>
           <w:b/>
-          <w:color w:val="1E5631"/>
-          <w:sz w:val="28"/>
+          <w:color w:val="1E4620"/>
+          <w:sz w:val="36"/>
+        </w:rPr>
+        <w:t>第1周：慈心的意义、功德与四护卫禅定位</w:t>
+      </w:r>
+    </w:p>
+    <w:p>
+      <w:r>
+        <w:rPr>
+          <w:b/>
+          <w:color w:val="1E4620"/>
+          <w:sz w:val="26"/>
         </w:rPr>
         <w:t>📋 本周信息卡</w:t>
       </w:r>
@@ -34,7 +53,6 @@
       <w:tblPr>
         <w:tblStyle w:val="TableGrid"/>
         <w:tblW w:type="auto" w:w="0"/>
-        <w:jc w:val="center"/>
         <w:tblLook w:firstColumn="1" w:firstRow="1" w:lastColumn="0" w:lastRow="0" w:noHBand="0" w:noVBand="1" w:val="04A0"/>
       </w:tblPr>
       <w:tblGrid>
@@ -45,17 +63,20 @@
         <w:tc>
           <w:tcPr>
             <w:tcW w:type="dxa" w:w="4819"/>
-            <w:shd w:val="clear" w:color="auto" w:fill="1E5631"/>
+            <w:shd w:val="clear" w:fill="1E4620"/>
           </w:tcPr>
           <w:p>
-            <w:pPr>
-              <w:spacing w:after="20"/>
-            </w:pPr>
             <w:r>
               <w:rPr>
-                <w:b/>
                 <w:color w:val="FFFFFF"/>
-                <w:sz w:val="19"/>
+                <w:sz w:val="18"/>
+              </w:rPr>
+            </w:r>
+            <w:r>
+              <w:rPr>
+                <w:b w:val="0"/>
+                <w:color w:val="FFFFFF"/>
+                <w:sz w:val="18"/>
               </w:rPr>
               <w:t>项目</w:t>
             </w:r>
@@ -64,17 +85,20 @@
         <w:tc>
           <w:tcPr>
             <w:tcW w:type="dxa" w:w="4819"/>
-            <w:shd w:val="clear" w:color="auto" w:fill="1E5631"/>
+            <w:shd w:val="clear" w:fill="1E4620"/>
           </w:tcPr>
           <w:p>
-            <w:pPr>
-              <w:spacing w:after="20"/>
-            </w:pPr>
             <w:r>
               <w:rPr>
-                <w:b/>
                 <w:color w:val="FFFFFF"/>
-                <w:sz w:val="19"/>
+                <w:sz w:val="18"/>
+              </w:rPr>
+            </w:r>
+            <w:r>
+              <w:rPr>
+                <w:b w:val="0"/>
+                <w:color w:val="FFFFFF"/>
+                <w:sz w:val="18"/>
               </w:rPr>
               <w:t>内容</w:t>
             </w:r>
@@ -87,12 +111,15 @@
             <w:tcW w:type="dxa" w:w="4819"/>
           </w:tcPr>
           <w:p>
-            <w:pPr>
-              <w:spacing w:after="20"/>
-            </w:pPr>
             <w:r>
               <w:rPr>
-                <w:sz w:val="19"/>
+                <w:sz w:val="18"/>
+              </w:rPr>
+            </w:r>
+            <w:r>
+              <w:rPr>
+                <w:b w:val="0"/>
+                <w:sz w:val="18"/>
               </w:rPr>
               <w:t>时长</w:t>
             </w:r>
@@ -103,12 +130,15 @@
             <w:tcW w:type="dxa" w:w="4819"/>
           </w:tcPr>
           <w:p>
-            <w:pPr>
-              <w:spacing w:after="20"/>
-            </w:pPr>
             <w:r>
               <w:rPr>
-                <w:sz w:val="19"/>
+                <w:sz w:val="18"/>
+              </w:rPr>
+            </w:r>
+            <w:r>
+              <w:rPr>
+                <w:b w:val="0"/>
+                <w:sz w:val="18"/>
               </w:rPr>
               <w:t>120分钟</w:t>
             </w:r>
@@ -119,15 +149,18 @@
         <w:tc>
           <w:tcPr>
             <w:tcW w:type="dxa" w:w="4819"/>
-            <w:shd w:val="clear" w:color="auto" w:fill="F2F2F2"/>
+            <w:shd w:val="clear" w:fill="F2F5FA"/>
           </w:tcPr>
           <w:p>
-            <w:pPr>
-              <w:spacing w:after="20"/>
-            </w:pPr>
             <w:r>
               <w:rPr>
-                <w:sz w:val="19"/>
+                <w:sz w:val="18"/>
+              </w:rPr>
+            </w:r>
+            <w:r>
+              <w:rPr>
+                <w:b w:val="0"/>
+                <w:sz w:val="18"/>
               </w:rPr>
               <w:t>核心问题</w:t>
             </w:r>
@@ -136,15 +169,18 @@
         <w:tc>
           <w:tcPr>
             <w:tcW w:type="dxa" w:w="4819"/>
-            <w:shd w:val="clear" w:color="auto" w:fill="F2F2F2"/>
+            <w:shd w:val="clear" w:fill="F2F5FA"/>
           </w:tcPr>
           <w:p>
-            <w:pPr>
-              <w:spacing w:after="20"/>
-            </w:pPr>
             <w:r>
               <w:rPr>
-                <w:sz w:val="19"/>
+                <w:sz w:val="18"/>
+              </w:rPr>
+            </w:r>
+            <w:r>
+              <w:rPr>
+                <w:b w:val="0"/>
+                <w:sz w:val="18"/>
               </w:rPr>
               <w:t>什么是慈心？修慈心有什么功德？慈心在四种护卫禅中处于什么位置？</w:t>
             </w:r>
@@ -157,12 +193,15 @@
             <w:tcW w:type="dxa" w:w="4819"/>
           </w:tcPr>
           <w:p>
-            <w:pPr>
-              <w:spacing w:after="20"/>
-            </w:pPr>
             <w:r>
               <w:rPr>
-                <w:sz w:val="19"/>
+                <w:sz w:val="18"/>
+              </w:rPr>
+            </w:r>
+            <w:r>
+              <w:rPr>
+                <w:b w:val="0"/>
+                <w:sz w:val="18"/>
               </w:rPr>
               <w:t>共读原文</w:t>
             </w:r>
@@ -173,12 +212,15 @@
             <w:tcW w:type="dxa" w:w="4819"/>
           </w:tcPr>
           <w:p>
-            <w:pPr>
-              <w:spacing w:after="20"/>
-            </w:pPr>
             <w:r>
               <w:rPr>
-                <w:sz w:val="19"/>
+                <w:sz w:val="18"/>
+              </w:rPr>
+            </w:r>
+            <w:r>
+              <w:rPr>
+                <w:b w:val="0"/>
+                <w:sz w:val="18"/>
               </w:rPr>
               <w:t>① 第189讲·法念处·五盖(三)：慈心禅那的十一种利益（PDF课件）② 《增支部》十一集·慈心经（PDF经文）③ 四护卫禅总说与慈心居首（《智慧之光》）</w:t>
             </w:r>
@@ -189,15 +231,18 @@
         <w:tc>
           <w:tcPr>
             <w:tcW w:type="dxa" w:w="4819"/>
-            <w:shd w:val="clear" w:color="auto" w:fill="F2F2F2"/>
+            <w:shd w:val="clear" w:fill="F2F5FA"/>
           </w:tcPr>
           <w:p>
-            <w:pPr>
-              <w:spacing w:after="20"/>
-            </w:pPr>
             <w:r>
               <w:rPr>
-                <w:sz w:val="19"/>
+                <w:sz w:val="18"/>
+              </w:rPr>
+            </w:r>
+            <w:r>
+              <w:rPr>
+                <w:b w:val="0"/>
+                <w:sz w:val="18"/>
               </w:rPr>
               <w:t>本周作业</w:t>
             </w:r>
@@ -206,15 +251,18 @@
         <w:tc>
           <w:tcPr>
             <w:tcW w:type="dxa" w:w="4819"/>
-            <w:shd w:val="clear" w:color="auto" w:fill="F2F2F2"/>
+            <w:shd w:val="clear" w:fill="F2F5FA"/>
           </w:tcPr>
           <w:p>
-            <w:pPr>
-              <w:spacing w:after="20"/>
-            </w:pPr>
             <w:r>
               <w:rPr>
-                <w:sz w:val="19"/>
+                <w:sz w:val="18"/>
+              </w:rPr>
+            </w:r>
+            <w:r>
+              <w:rPr>
+                <w:b w:val="0"/>
+                <w:sz w:val="18"/>
               </w:rPr>
               <w:t>每天睡前对自己说四句祝福语</w:t>
             </w:r>
@@ -223,15 +271,11 @@
       </w:tr>
     </w:tbl>
     <w:p>
-      <w:pPr>
-        <w:spacing w:before="160" w:after="80"/>
-      </w:pPr>
       <w:r>
         <w:rPr>
-          <w:rFonts w:ascii="Microsoft YaHei" w:hAnsi="Microsoft YaHei" w:eastAsia="Microsoft YaHei"/>
           <w:b/>
-          <w:color w:val="1E5631"/>
-          <w:sz w:val="28"/>
+          <w:color w:val="1E4620"/>
+          <w:sz w:val="26"/>
         </w:rPr>
         <w:t>🧘 静心开场（10 min）</w:t>
       </w:r>
@@ -240,183 +284,179 @@
       <w:r>
         <w:rPr>
           <w:b/>
-          <w:sz w:val="21"/>
         </w:rPr>
         <w:t>请跟随引导静心</w:t>
       </w:r>
       <w:r>
         <w:rPr>
-          <w:sz w:val="21"/>
+          <w:b w:val="0"/>
         </w:rPr>
         <w:t>：</w:t>
       </w:r>
     </w:p>
     <w:p>
       <w:pPr>
-        <w:spacing w:before="40" w:after="80"/>
-        <w:ind w:left="283"/>
-        <w:shd w:val="clear" w:color="auto" w:fill="EDF6EF"/>
+        <w:ind w:left="170"/>
         <w:pBdr>
-          <w:left w:val="single" w:sz="20" w:space="6" w:color="1E5631"/>
+          <w:left w:val="single" w:sz="18" w:space="4" w:color="1E4620"/>
         </w:pBdr>
+        <w:shd w:val="clear" w:fill="F2F5FA"/>
       </w:pPr>
       <w:r>
         <w:rPr>
-          <w:sz w:val="20"/>
+          <w:b w:val="0"/>
         </w:rPr>
-        <w:t>我们先静坐一分钟。闭上眼睛，感受自己的呼吸，让心慢慢安静下来。（停顿60秒） 今天是慈心禅读书会的第一次相聚。在接下来的两个月里，我们将一起读古源尊者关于慈心的开示，一起练习，一起分享。我们不追求"学会"什么，而是让自己在共读和练习中，慢慢培育内心的柔软与善意。今天要回答三个问题：慈心是什么、修慈心有什么好处、它在整个禅修体系里站在什么位置。</w:t>
+        <w:t>我们先静坐一分钟。闭上眼睛，感受自己的呼吸，让心慢慢安静下来。（停顿60秒）</w:t>
       </w:r>
     </w:p>
     <w:p>
       <w:pPr>
-        <w:spacing w:before="40" w:after="80"/>
-        <w:ind w:left="283"/>
-        <w:shd w:val="clear" w:color="auto" w:fill="EDF6EF"/>
+        <w:ind w:left="170"/>
         <w:pBdr>
-          <w:left w:val="single" w:sz="20" w:space="6" w:color="1E5631"/>
+          <w:left w:val="single" w:sz="18" w:space="4" w:color="1E4620"/>
         </w:pBdr>
+        <w:shd w:val="clear" w:fill="F2F5FA"/>
       </w:pPr>
       <w:r>
         <w:rPr>
-          <w:sz w:val="20"/>
+          <w:b w:val="0"/>
+        </w:rPr>
+        <w:t>今天是慈心禅读书会的第一次相聚。在接下来的两个月里，我们将一起读古源尊者关于慈心的开示，一起练习，一起分享。我们不追求"学会"什么，而是让自己在共读和练习中，慢慢培育内心的柔软与善意。今天要回答三个问题：慈心是什么、修慈心有什么好处、它在整个禅修体系里站在什么位置。</w:t>
+      </w:r>
+    </w:p>
+    <w:p>
+      <w:pPr>
+        <w:ind w:left="170"/>
+        <w:pBdr>
+          <w:left w:val="single" w:sz="18" w:space="4" w:color="1E4620"/>
+        </w:pBdr>
+        <w:shd w:val="clear" w:fill="F2F5FA"/>
+      </w:pPr>
+      <w:r>
+        <w:rPr>
+          <w:b w:val="0"/>
         </w:rPr>
         <w:t xml:space="preserve">💬 </w:t>
       </w:r>
       <w:r>
         <w:rPr>
           <w:b/>
-          <w:sz w:val="20"/>
         </w:rPr>
         <w:t>破冰｜3–5分钟</w:t>
       </w:r>
       <w:r>
         <w:rPr>
-          <w:sz w:val="20"/>
+          <w:b w:val="0"/>
         </w:rPr>
         <w:t>：这周里，有没有哪件小事让你心里有点紧、想放下的？（一句话，说完就放下）</w:t>
       </w:r>
     </w:p>
     <w:p>
       <w:pPr>
-        <w:spacing w:before="40" w:after="80"/>
-        <w:ind w:left="283"/>
-        <w:shd w:val="clear" w:color="auto" w:fill="EDF6EF"/>
+        <w:ind w:left="170"/>
         <w:pBdr>
-          <w:left w:val="single" w:sz="20" w:space="6" w:color="1E5631"/>
+          <w:left w:val="single" w:sz="18" w:space="4" w:color="1E4620"/>
         </w:pBdr>
+        <w:shd w:val="clear" w:fill="F2F5FA"/>
       </w:pPr>
       <w:r>
         <w:rPr>
-          <w:sz w:val="20"/>
+          <w:b w:val="0"/>
         </w:rPr>
         <w:t xml:space="preserve">🛡️ </w:t>
       </w:r>
       <w:r>
         <w:rPr>
           <w:b/>
-          <w:sz w:val="20"/>
         </w:rPr>
         <w:t>心理安全三约定</w:t>
       </w:r>
       <w:r>
         <w:rPr>
-          <w:sz w:val="20"/>
+          <w:b w:val="0"/>
         </w:rPr>
         <w:t xml:space="preserve">（每次开场在心里过一遍）：① </w:t>
       </w:r>
       <w:r>
         <w:rPr>
           <w:b/>
-          <w:sz w:val="20"/>
         </w:rPr>
         <w:t>保密</w:t>
       </w:r>
       <w:r>
         <w:rPr>
-          <w:sz w:val="20"/>
+          <w:b w:val="0"/>
         </w:rPr>
         <w:t xml:space="preserve">——这里说的话不出这间屋子；② </w:t>
       </w:r>
       <w:r>
         <w:rPr>
           <w:b/>
-          <w:sz w:val="20"/>
         </w:rPr>
         <w:t>不评判</w:t>
       </w:r>
       <w:r>
         <w:rPr>
-          <w:sz w:val="20"/>
+          <w:b w:val="0"/>
         </w:rPr>
         <w:t xml:space="preserve">——不评价任何人的分享，也不急着评价自己；③ </w:t>
       </w:r>
       <w:r>
         <w:rPr>
           <w:b/>
-          <w:sz w:val="20"/>
         </w:rPr>
         <w:t>可随时暂停</w:t>
       </w:r>
       <w:r>
         <w:rPr>
-          <w:sz w:val="20"/>
+          <w:b w:val="0"/>
         </w:rPr>
         <w:t>——任何时候觉得不舒服，都可以停下来休息、喝水或离开，不需要解释。</w:t>
       </w:r>
     </w:p>
     <w:p>
-      <w:pPr>
-        <w:spacing w:before="160" w:after="80"/>
-      </w:pPr>
       <w:r>
         <w:rPr>
-          <w:rFonts w:ascii="Microsoft YaHei" w:hAnsi="Microsoft YaHei" w:eastAsia="Microsoft YaHei"/>
           <w:b/>
-          <w:color w:val="1E5631"/>
-          <w:sz w:val="28"/>
+          <w:color w:val="1E4620"/>
+          <w:sz w:val="26"/>
         </w:rPr>
         <w:t>📖 共读原文（25 min）</w:t>
       </w:r>
     </w:p>
     <w:p>
       <w:pPr>
-        <w:spacing w:before="40" w:after="80"/>
-        <w:ind w:left="283"/>
-        <w:shd w:val="clear" w:color="auto" w:fill="EDF6EF"/>
+        <w:ind w:left="170"/>
         <w:pBdr>
-          <w:left w:val="single" w:sz="20" w:space="6" w:color="1E5631"/>
+          <w:left w:val="single" w:sz="18" w:space="4" w:color="1E4620"/>
         </w:pBdr>
+        <w:shd w:val="clear" w:fill="F2F5FA"/>
       </w:pPr>
       <w:r>
         <w:rPr>
-          <w:sz w:val="20"/>
+          <w:b w:val="0"/>
         </w:rPr>
         <w:t xml:space="preserve">🎤 </w:t>
       </w:r>
       <w:r>
         <w:rPr>
           <w:b/>
-          <w:sz w:val="20"/>
         </w:rPr>
         <w:t>本周朗读段</w:t>
       </w:r>
       <w:r>
         <w:rPr>
-          <w:sz w:val="20"/>
+          <w:b w:val="0"/>
         </w:rPr>
         <w:t>（★核心段落｜约 923 字｜中等稍慢约 5 分钟；本讲共读原文正文合计约 3183 字）：先朗读全部★核心段落；◈扩展段落及补充原文作默读／选读／延伸。</w:t>
       </w:r>
     </w:p>
     <w:p>
-      <w:pPr>
-        <w:spacing w:before="120" w:after="80"/>
-      </w:pPr>
       <w:r>
         <w:rPr>
-          <w:rFonts w:ascii="Microsoft YaHei" w:hAnsi="Microsoft YaHei" w:eastAsia="Microsoft YaHei"/>
           <w:b/>
-          <w:color w:val="1E5631"/>
-          <w:sz w:val="25"/>
+          <w:color w:val="1E4620"/>
+          <w:sz w:val="23"/>
         </w:rPr>
         <w:t>原文材料①：慈心禅那的十一种利益</w:t>
       </w:r>
@@ -425,13 +465,12 @@
       <w:r>
         <w:rPr>
           <w:b/>
-          <w:sz w:val="21"/>
         </w:rPr>
         <w:t>★核心段落</w:t>
       </w:r>
       <w:r>
         <w:rPr>
-          <w:sz w:val="21"/>
+          <w:b w:val="0"/>
         </w:rPr>
         <w:t>（必读）【本周朗读段】</w:t>
       </w:r>
@@ -440,7 +479,6 @@
       <w:r>
         <w:rPr>
           <w:b/>
-          <w:sz w:val="21"/>
         </w:rPr>
         <w:t>（三）慈心禅那的十一种利益</w:t>
       </w:r>
@@ -448,7 +486,7 @@
     <w:p>
       <w:r>
         <w:rPr>
-          <w:sz w:val="21"/>
+          <w:b w:val="0"/>
         </w:rPr>
         <w:t>如果能够获得慈心禅那，就会有十一种利益。在《增支部·慈爱经》里，佛陀说：『诸比库，当慈心解脱被培育、开展、勤习、驾御、作为基础、建立、稳固与正确地修行时，可望得到十一种利益。』对于"培育、开展、勤习、驾御、作为基础、建立、稳固"这样的翻译，在之前 wikipāli 课程中讲过，它本来是有次第的，在此不再细讲，就讲这十一种利益。</w:t>
       </w:r>
@@ -456,7 +494,7 @@
     <w:p>
       <w:r>
         <w:rPr>
-          <w:sz w:val="21"/>
+          <w:b w:val="0"/>
         </w:rPr>
         <w:t>哪十一种呢？</w:t>
       </w:r>
@@ -464,7 +502,7 @@
     <w:p>
       <w:r>
         <w:rPr>
-          <w:sz w:val="21"/>
+          <w:b w:val="0"/>
         </w:rPr>
         <w:t>一、睡眠安稳（如果睡觉不好的人就要修习慈心）</w:t>
       </w:r>
@@ -472,7 +510,7 @@
     <w:p>
       <w:r>
         <w:rPr>
-          <w:sz w:val="21"/>
+          <w:b w:val="0"/>
         </w:rPr>
         <w:t>二、不做恶梦（会做恶梦的人多修慈心）</w:t>
       </w:r>
@@ -480,7 +518,7 @@
     <w:p>
       <w:r>
         <w:rPr>
-          <w:sz w:val="21"/>
+          <w:b w:val="0"/>
         </w:rPr>
         <w:t>三、醒觉安稳（很多人有起床气，醒来就不舒服、头痛、头晕、醒觉不安稳，就要修慈心。）</w:t>
       </w:r>
@@ -488,7 +526,7 @@
     <w:p>
       <w:r>
         <w:rPr>
-          <w:sz w:val="21"/>
+          <w:b w:val="0"/>
         </w:rPr>
         <w:t>四、为人所爱（经常对人有慈心，别人就会喜欢你）</w:t>
       </w:r>
@@ -496,7 +534,7 @@
     <w:p>
       <w:r>
         <w:rPr>
-          <w:sz w:val="21"/>
+          <w:b w:val="0"/>
         </w:rPr>
         <w:t>五、为非人所爱（鬼界、阿修罗、夜叉也喜欢你，不会害你、不会给你捣乱。）</w:t>
       </w:r>
@@ -504,7 +542,7 @@
     <w:p>
       <w:r>
         <w:rPr>
-          <w:sz w:val="21"/>
+          <w:b w:val="0"/>
         </w:rPr>
         <w:t>六、天神守护（天神会守护你）</w:t>
       </w:r>
@@ -512,7 +550,7 @@
     <w:p>
       <w:r>
         <w:rPr>
-          <w:sz w:val="21"/>
+          <w:b w:val="0"/>
         </w:rPr>
         <w:t>七、不被火、毒药与武器所伤害；</w:t>
       </w:r>
@@ -520,7 +558,7 @@
     <w:p>
       <w:r>
         <w:rPr>
-          <w:sz w:val="21"/>
+          <w:b w:val="0"/>
         </w:rPr>
         <w:t>八、心易得定</w:t>
       </w:r>
@@ -528,7 +566,7 @@
     <w:p>
       <w:r>
         <w:rPr>
-          <w:sz w:val="21"/>
+          <w:b w:val="0"/>
         </w:rPr>
         <w:t>九、相貌安祥（人家说这个人慈眉善目，看着很舒服）</w:t>
       </w:r>
@@ -536,7 +574,7 @@
     <w:p>
       <w:r>
         <w:rPr>
-          <w:sz w:val="21"/>
+          <w:b w:val="0"/>
         </w:rPr>
         <w:t>十、临终不迷惑（临终的时候不会昏迷，修慈心的人一定不会得老年痴呆症。）</w:t>
       </w:r>
@@ -544,7 +582,7 @@
     <w:p>
       <w:r>
         <w:rPr>
-          <w:sz w:val="21"/>
+          <w:b w:val="0"/>
         </w:rPr>
         <w:t>十一、若未能证得更高的成就，他将投生到梵天界。（如果他没有证得更高的禅那或更高的道果或证得阿拉汉，他会投生到梵天界。以慈心初禅、二禅、三禅维持到临终，将会投生到梵天界。）</w:t>
       </w:r>
@@ -553,13 +591,12 @@
       <w:r>
         <w:rPr>
           <w:b/>
-          <w:sz w:val="21"/>
         </w:rPr>
         <w:t>◈扩展段落</w:t>
       </w:r>
       <w:r>
         <w:rPr>
-          <w:sz w:val="21"/>
+          <w:b w:val="0"/>
         </w:rPr>
         <w:t>（可选）【默读／选读／延伸】</w:t>
       </w:r>
@@ -567,7 +604,7 @@
     <w:p>
       <w:r>
         <w:rPr>
-          <w:sz w:val="21"/>
+          <w:b w:val="0"/>
         </w:rPr>
         <w:t>对于已经精通慈心禅那的人，他能很安稳地睡眠，就好像入定一般。他不会做恶梦，如果做梦，也只有好梦而已。他醒来时会觉得很安稳。除了人会喜欢他之外，天神也会喜欢他，就像维沙卡长老（VisākhaThera）的例子。</w:t>
       </w:r>
@@ -575,7 +612,7 @@
     <w:p>
       <w:r>
         <w:rPr>
-          <w:sz w:val="21"/>
+          <w:b w:val="0"/>
         </w:rPr>
         <w:t>Visākha 长老精通慈心禅，他以慈心禅为基础修行观禅而证得阿拉汉果。由于他的慈爱非常强，所以众天神都很喜欢他。有一天，他走在前往庄严山寺（CittalapabbataVihāra）的路上，走到一个分叉路口时，不知道哪一条路通向庄严山寺。那时有一个天神为他指路，所以他顺利地到了庄严山寺。他有个习惯，就是在每一个地方都只住四个月，因此于该寺住了四个月之后，最后一夜他收拾好衣钵然后就寑，打算隔天就离开。当他正在睡时，摩尼树的树神便坐在梯级上哭泣，长老问："是谁在哭？"</w:t>
       </w:r>
@@ -583,7 +620,7 @@
     <w:p>
       <w:r>
         <w:rPr>
-          <w:sz w:val="21"/>
+          <w:b w:val="0"/>
         </w:rPr>
         <w:t>"尊者，我是摩尼树神。"</w:t>
       </w:r>
@@ -591,7 +628,7 @@
     <w:p>
       <w:r>
         <w:rPr>
-          <w:sz w:val="21"/>
+          <w:b w:val="0"/>
         </w:rPr>
         <w:t>"为什么哭？"</w:t>
       </w:r>
@@ -599,7 +636,7 @@
     <w:p>
       <w:r>
         <w:rPr>
-          <w:sz w:val="21"/>
+          <w:b w:val="0"/>
         </w:rPr>
         <w:t>"尊者，因为您就要离去了。"</w:t>
       </w:r>
@@ -607,7 +644,7 @@
     <w:p>
       <w:r>
         <w:rPr>
-          <w:sz w:val="21"/>
+          <w:b w:val="0"/>
         </w:rPr>
         <w:t>"我住在这里对你有什么好处？"</w:t>
       </w:r>
@@ -615,7 +652,7 @@
     <w:p>
       <w:r>
         <w:rPr>
-          <w:sz w:val="21"/>
+          <w:b w:val="0"/>
         </w:rPr>
         <w:t>"尊者，您住在这里令此地诸神互相慈爱；您走后，他们就会再互相争吵，甚至说粗言恶语。"</w:t>
       </w:r>
@@ -623,7 +660,7 @@
     <w:p>
       <w:r>
         <w:rPr>
-          <w:sz w:val="21"/>
+          <w:b w:val="0"/>
         </w:rPr>
         <w:t>长老说："如果我住在这里能帮助你们安乐地生活，那么我就再多住四个月。"</w:t>
       </w:r>
@@ -631,7 +668,7 @@
     <w:p>
       <w:r>
         <w:rPr>
-          <w:sz w:val="21"/>
+          <w:b w:val="0"/>
         </w:rPr>
         <w:t>四个月后，当他再要离去时，那树神又再悲泣，如此长老无法离开那寺院，在那寺院住到最后入般涅槃。</w:t>
       </w:r>
@@ -639,7 +676,7 @@
     <w:p>
       <w:r>
         <w:rPr>
-          <w:sz w:val="21"/>
+          <w:b w:val="0"/>
         </w:rPr>
         <w:t>如是，对于慈心很强的人，不只是人会喜欢他，天神也会喜欢他。</w:t>
       </w:r>
@@ -647,7 +684,7 @@
     <w:p>
       <w:r>
         <w:rPr>
-          <w:sz w:val="21"/>
+          <w:b w:val="0"/>
         </w:rPr>
         <w:t>慈心禅的第六项利益是"受到天神守护"。这就有如之前提到被众树神惊吓的五百位比库之例，他们向佛陀请教，佛陀教导他们《应作慈爱经》，他们回到同一座森林背诵该经以及依照该经修习慈心禅，因而培育起极强的慈心。由于慈心的力量，原本惊吓他们的众树神变得喜欢他们，帮他们打扫住处、准备饮水等，而且保护他们，散播很好的香味，使他们能专心修禅。这显示天神会保护已证得慈心禅的人。</w:t>
       </w:r>
@@ -655,7 +692,7 @@
     <w:p>
       <w:r>
         <w:rPr>
-          <w:sz w:val="21"/>
+          <w:b w:val="0"/>
         </w:rPr>
         <w:t>关于慈心禅的第七项利益"不被火、毒药与武器所伤害"。举几个佛陀时代的例子来说明。佛陀时代有两位杰出的在家女弟子，其中一位是优陀罗（Uttarā），也名为难陀母（Nandamātā）。她修习慈心禅直到证得禅那，然后再以它作为基础来修习观禅，因而证得了初果。有一天，当她正在厨房里煮食物以便供养佛陀与僧团时，为了有时间供养佛陀，她雇来一位服侍丈夫的高级妓女利摩（Sirimā）（当时中印度非常著名的妓女），Sirimā 长期在家陪着 Uttarā 丈夫，就觉得自己是女主人了。有一天当 Uttarā 在厨房准备食物供养佛陀时，丈夫带着 Sirimā 出来，他觉得太太有些不可思议："自己忙得半死，雇一位妓女来照顾自己的丈夫"，就笑她，Uttarā 看到丈夫笑，也和他相视一笑，Sirimā 看到两夫妇眉来眼去，感到妒恨与愤怒。她冲进厨房里，舀了一勺滚烫的油往 Uttarā 头脸泼过去，当时 Uttarā 即刻进入慈心禅，因而那油就像荷叶上的清水一般从她身上流过，对她没有一点伤害。这就是能够避免火、毒等的伤害。</w:t>
       </w:r>
@@ -663,7 +700,7 @@
     <w:p>
       <w:r>
         <w:rPr>
-          <w:sz w:val="21"/>
+          <w:b w:val="0"/>
         </w:rPr>
         <w:t>另一个是莎玛瓦蒂王后（Sāmāvatī）的故事，她有一位侍女叫姑如达拉（Khujjuttarā），是佛陀另一位突出的在家女弟子。此侍女经常去寺院听佛陀说法，回到宫里就将所听闻的法说给莎玛瓦蒂王后和五百位侍女听。她们都修习慈心禅直到证得禅那，然后以它为基础来修行观禅，全部证得初果。有一天，乌提那王（Udena）听信另外一位王妃的陷害、离间语，以为王后要放毒蛇咬他，所以感到很愤怒，他命令莎玛瓦蒂王后及其五百位侍女排成一行，然后拿起弓与毒箭，想要用箭把她们全部射死。当时莎玛瓦蒂王后吩咐她的侍女们不应瞋恨国王，而应向他散播慈爱。由于她们极强的慈爱力量，使国王的毒箭发射不出去，因此也就伤害不了她们。当时国王的箭一直射不出来，莎玛瓦蒂王后就问国王："你累不累？"，国王回答："很累"，莎玛瓦蒂王又问："那你为什么不放下来呢？"，然后他就放下来，毒箭就射到地上。还有僧吉帝沙弥（Saṇkicca）的故事，他七岁时就证得阿拉汉果。有一天，一群强盗捉住他，想要杀他来祭神，就在强盗首领用刀砍他的头时，他进入慈心禅。由于慈心禅的力量，那把刀被砍弯了也伤不了他分毫。因此对于拥有慈心禅的人，武器也伤不了他。</w:t>
       </w:r>
@@ -671,7 +708,7 @@
     <w:p>
       <w:r>
         <w:rPr>
-          <w:sz w:val="21"/>
+          <w:b w:val="0"/>
         </w:rPr>
         <w:t>拥有慈心禅的人也能像须菩提（Subhūti）尊者一般容易获得定力。佛陀八十大弟子中须菩提是慈心禅第一的比库，他以慈心禅作为基础来修行观禅，最后证得阿拉汉道果。他有个习惯，就是在托钵时，站在每家门前进入慈心禅，等到主人拿食物出来了，再出定接受饮食供养，他能够迅速地进入禅那。</w:t>
       </w:r>
@@ -679,7 +716,7 @@
     <w:p>
       <w:r>
         <w:rPr>
-          <w:sz w:val="21"/>
+          <w:b w:val="0"/>
         </w:rPr>
         <w:t>慈心禅的另一项利益是相貌安祥。为什么呢？当禅修者进入慈心禅时，慈心禅那心持续不断地生起，每一个禅那心都产生许多具有八种色法的心生色聚，这些色法非常殊胜而且遍布全身。由于这些殊胜色法的缘故，他的相貌变得非常安祥、明亮。再者，当他内心充满慈爱时，其心毫无瞋恚，所以他的脸时常保持微笑，显得很安祥。慈心禅的另一种利益是临终不迷惑。能在临终时保持善心是非常重要的，为什么呢？因为若人的临死速行心是不善心，他肯定会投生到恶趣；反之，若人的临死速行心是善心，则肯定会投生到善趣。由此可知临终不迷惑是多么重要。精通慈心禅的人在临终时可以再度进入该禅那，而能不迷惑地投生到梵天界。</w:t>
       </w:r>
@@ -687,7 +724,7 @@
     <w:p>
       <w:r>
         <w:rPr>
-          <w:sz w:val="21"/>
+          <w:b w:val="0"/>
         </w:rPr>
         <w:t>慈心禅的第十一项利益是如果未能证得更高的成就，他将投生到梵天界。以上是慈心禅的十一项利益。</w:t>
       </w:r>
@@ -696,13 +733,12 @@
       <w:r>
         <w:rPr>
           <w:b/>
-          <w:sz w:val="21"/>
         </w:rPr>
         <w:t>★核心段落</w:t>
       </w:r>
       <w:r>
         <w:rPr>
-          <w:sz w:val="21"/>
+          <w:b w:val="0"/>
         </w:rPr>
         <w:t>（必读）【本周朗读段】</w:t>
       </w:r>
@@ -710,7 +746,7 @@
     <w:p>
       <w:r>
         <w:rPr>
-          <w:sz w:val="21"/>
+          <w:b w:val="0"/>
         </w:rPr>
         <w:t>然而慈心禅只能暂时灭除瞋恚；若要根除瞋恚，必须精进地修行直到证得不来道（三果圣者），因为该圣道才能根除瞋恚。（三果圣者不管碰到任何事情都不会生气。）</w:t>
       </w:r>
@@ -718,21 +754,17 @@
     <w:p>
       <w:r>
         <w:rPr>
-          <w:sz w:val="21"/>
+          <w:b w:val="0"/>
         </w:rPr>
         <w:t>所以要知道慈心禅那的价值和意义。如果真的想去除五盖里面的瞋恚盖，就要修习慈心禅。</w:t>
       </w:r>
     </w:p>
     <w:p>
-      <w:pPr>
-        <w:spacing w:before="120" w:after="80"/>
-      </w:pPr>
       <w:r>
         <w:rPr>
-          <w:rFonts w:ascii="Microsoft YaHei" w:hAnsi="Microsoft YaHei" w:eastAsia="Microsoft YaHei"/>
           <w:b/>
-          <w:color w:val="1E5631"/>
-          <w:sz w:val="25"/>
+          <w:color w:val="1E4620"/>
+          <w:sz w:val="23"/>
         </w:rPr>
         <w:t>原文材料②：经文中慈心解脱的十一种果报</w:t>
       </w:r>
@@ -741,13 +773,12 @@
       <w:r>
         <w:rPr>
           <w:b/>
-          <w:sz w:val="21"/>
         </w:rPr>
         <w:t>★核心段落</w:t>
       </w:r>
       <w:r>
         <w:rPr>
-          <w:sz w:val="21"/>
+          <w:b w:val="0"/>
         </w:rPr>
         <w:t>（必读）【本周朗读段】</w:t>
       </w:r>
@@ -756,7 +787,6 @@
       <w:r>
         <w:rPr>
           <w:b/>
-          <w:sz w:val="21"/>
         </w:rPr>
         <w:t>5. 慈心经（第15经）</w:t>
       </w:r>
@@ -764,7 +794,7 @@
     <w:p>
       <w:r>
         <w:rPr>
-          <w:sz w:val="21"/>
+          <w:b w:val="0"/>
         </w:rPr>
         <w:t>15.</w:t>
       </w:r>
@@ -772,7 +802,7 @@
     <w:p>
       <w:r>
         <w:rPr>
-          <w:sz w:val="21"/>
+          <w:b w:val="0"/>
         </w:rPr>
         <w:t>"诸比库，对于已修习、已培养、已多修、已作为工具、已建立、已熟练、已善加修持的慈心解脱，可期待十一种利益。</w:t>
       </w:r>
@@ -780,7 +810,7 @@
     <w:p>
       <w:r>
         <w:rPr>
-          <w:sz w:val="21"/>
+          <w:b w:val="0"/>
         </w:rPr>
         <w:t>哪十一种？安详入睡，安详醒来，不做恶梦，为人所爱，为非人所爱，诸天守护，火、毒、刀兵不能侵害，心速得定，面容明朗，临终不昏迷，若未能证得更高境界，则往生梵天界。</w:t>
       </w:r>
@@ -788,59 +818,46 @@
     <w:p>
       <w:r>
         <w:rPr>
-          <w:sz w:val="21"/>
+          <w:b w:val="0"/>
         </w:rPr>
         <w:t>诸比库，对于已修习、已培养、已多修、已作为工具、已建立、已熟练、已善加修持的慈心解脱，可期待这十一种利益。"第五品。</w:t>
       </w:r>
     </w:p>
     <w:p>
-      <w:pPr>
-        <w:spacing w:before="120" w:after="80"/>
-      </w:pPr>
       <w:r>
         <w:rPr>
-          <w:rFonts w:ascii="Microsoft YaHei" w:hAnsi="Microsoft YaHei" w:eastAsia="Microsoft YaHei"/>
           <w:b/>
-          <w:color w:val="1E5631"/>
-          <w:sz w:val="25"/>
+          <w:color w:val="1E4620"/>
+          <w:sz w:val="23"/>
         </w:rPr>
         <w:t>原文材料③：四护卫禅总说与慈心居首</w:t>
       </w:r>
     </w:p>
     <w:p>
       <w:pPr>
-        <w:ind w:left="340"/>
+        <w:pStyle w:val="ListBullet"/>
       </w:pPr>
       <w:r>
         <w:rPr>
-          <w:color w:val="1E5631"/>
-          <w:sz w:val="21"/>
-        </w:rPr>
-        <w:t xml:space="preserve">• </w:t>
-      </w:r>
-      <w:r>
-        <w:rPr>
           <w:b/>
-          <w:sz w:val="21"/>
         </w:rPr>
         <w:t>📌 系列分工</w:t>
       </w:r>
       <w:r>
         <w:rPr>
-          <w:sz w:val="21"/>
+          <w:b w:val="0"/>
         </w:rPr>
         <w:t>：四种护卫禅的</w:t>
       </w:r>
       <w:r>
         <w:rPr>
           <w:b/>
-          <w:sz w:val="21"/>
         </w:rPr>
         <w:t>详细修法归读书会03《四护卫禅实修》</w:t>
       </w:r>
       <w:r>
         <w:rPr>
-          <w:sz w:val="21"/>
+          <w:b w:val="0"/>
         </w:rPr>
         <w:t>，本周只读"慈心在其中居首"的定位段落，不展开其他三种的修法。</w:t>
       </w:r>
@@ -849,13 +866,12 @@
       <w:r>
         <w:rPr>
           <w:b/>
-          <w:sz w:val="21"/>
         </w:rPr>
         <w:t>★核心段落</w:t>
       </w:r>
       <w:r>
         <w:rPr>
-          <w:sz w:val="21"/>
+          <w:b w:val="0"/>
         </w:rPr>
         <w:t>（必读）【本周朗读段】</w:t>
       </w:r>
@@ -863,7 +879,7 @@
     <w:p>
       <w:r>
         <w:rPr>
-          <w:sz w:val="21"/>
+          <w:b w:val="0"/>
         </w:rPr>
         <w:t>一共有四种护卫禅，即：慈心修习、佛随念、不净修习与死随念。你应该每天都以一切有情作为禅修的目标修慈心禅一次，把慈爱散播至整座寺院、村子，直到无边世界。这是为了令自己在修禅时不会遭遇到厄难。</w:t>
       </w:r>
@@ -872,13 +888,12 @@
       <w:r>
         <w:rPr>
           <w:b/>
-          <w:sz w:val="21"/>
         </w:rPr>
         <w:t>◈扩展段落</w:t>
       </w:r>
       <w:r>
         <w:rPr>
-          <w:sz w:val="21"/>
+          <w:b w:val="0"/>
         </w:rPr>
         <w:t>（可选）【默读／选读／延伸】</w:t>
       </w:r>
@@ -886,51 +901,42 @@
     <w:p>
       <w:r>
         <w:rPr>
-          <w:sz w:val="21"/>
+          <w:b w:val="0"/>
         </w:rPr>
         <w:t>修习佛随念亦可使自己不遭受厄难，保护不受夜叉、鬼神等的干扰，也可使心清晰，因此当心不清晰时亦应修佛随念。当悚惧感（saṃvega）退失及心攀外缘时，则应修习死随念，以激发精进力。当贪欲（rāga）生起时，更应该修习佛陀教导作为断除贪欲之法的不净业处。</w:t>
       </w:r>
     </w:p>
     <w:p>
-      <w:pPr>
-        <w:spacing w:before="160" w:after="80"/>
-      </w:pPr>
       <w:r>
         <w:rPr>
-          <w:rFonts w:ascii="Microsoft YaHei" w:hAnsi="Microsoft YaHei" w:eastAsia="Microsoft YaHei"/>
           <w:b/>
-          <w:color w:val="1E5631"/>
-          <w:sz w:val="28"/>
+          <w:color w:val="1E4620"/>
+          <w:sz w:val="26"/>
         </w:rPr>
         <w:t>💬 第一轮分享（20 min）</w:t>
       </w:r>
     </w:p>
     <w:p>
       <w:pPr>
-        <w:spacing w:before="40" w:after="80"/>
-        <w:ind w:left="283"/>
-        <w:shd w:val="clear" w:color="auto" w:fill="EDF6EF"/>
+        <w:ind w:left="170"/>
         <w:pBdr>
-          <w:left w:val="single" w:sz="20" w:space="6" w:color="1E5631"/>
+          <w:left w:val="single" w:sz="18" w:space="4" w:color="1E4620"/>
         </w:pBdr>
+        <w:shd w:val="clear" w:fill="F2F5FA"/>
       </w:pPr>
       <w:r>
         <w:rPr>
-          <w:sz w:val="20"/>
+          <w:b w:val="0"/>
         </w:rPr>
         <w:t>请大家轮流分享：读完这两段文字，最触动你的一句话是什么？为什么触动你？</w:t>
       </w:r>
     </w:p>
     <w:p>
-      <w:pPr>
-        <w:spacing w:before="160" w:after="80"/>
-      </w:pPr>
       <w:r>
         <w:rPr>
-          <w:rFonts w:ascii="Microsoft YaHei" w:hAnsi="Microsoft YaHei" w:eastAsia="Microsoft YaHei"/>
           <w:b/>
-          <w:color w:val="1E5631"/>
-          <w:sz w:val="28"/>
+          <w:color w:val="1E4620"/>
+          <w:sz w:val="26"/>
         </w:rPr>
         <w:t>🎯 主题讨论（35 min）</w:t>
       </w:r>
@@ -939,179 +945,183 @@
       <w:r>
         <w:rPr>
           <w:b/>
-          <w:sz w:val="21"/>
         </w:rPr>
         <w:t>讨论问题（按优先级）</w:t>
       </w:r>
       <w:r>
         <w:rPr>
-          <w:sz w:val="21"/>
+          <w:b w:val="0"/>
         </w:rPr>
         <w:t>：</w:t>
       </w:r>
     </w:p>
     <w:p>
       <w:pPr>
-        <w:ind w:left="340"/>
+        <w:pStyle w:val="ListBullet"/>
       </w:pPr>
       <w:r>
         <w:rPr>
-          <w:color w:val="1E5631"/>
-          <w:sz w:val="21"/>
-        </w:rPr>
-        <w:t xml:space="preserve">• </w:t>
-      </w:r>
-      <w:r>
-        <w:rPr>
           <w:b/>
-          <w:sz w:val="21"/>
         </w:rPr>
         <w:t>问题①（★必答，时间不够时只讨论这个）</w:t>
       </w:r>
       <w:r>
         <w:rPr>
-          <w:sz w:val="21"/>
+          <w:b w:val="0"/>
         </w:rPr>
         <w:t>：十一种利益里，哪一条最吸引你？为什么？（比如"睡眠安稳""为人所爱""相貌安详"……）</w:t>
       </w:r>
     </w:p>
     <w:p>
       <w:pPr>
-        <w:ind w:left="340"/>
+        <w:pStyle w:val="ListBullet"/>
       </w:pPr>
       <w:r>
         <w:rPr>
-          <w:color w:val="1E5631"/>
-          <w:sz w:val="21"/>
-        </w:rPr>
-        <w:t xml:space="preserve">• </w:t>
-      </w:r>
-      <w:r>
-        <w:rPr>
           <w:b/>
-          <w:sz w:val="21"/>
         </w:rPr>
         <w:t>问题②（◈选答）</w:t>
       </w:r>
       <w:r>
         <w:rPr>
-          <w:sz w:val="21"/>
+          <w:b w:val="0"/>
         </w:rPr>
         <w:t>：经文说慈心可以"火、毒、刀兵不能侵害"，你觉得这是指身体刀枪不入，还是指内心不被伤害？大家怎么看？</w:t>
       </w:r>
     </w:p>
     <w:p>
       <w:pPr>
-        <w:ind w:left="340"/>
+        <w:pStyle w:val="ListBullet"/>
       </w:pPr>
       <w:r>
         <w:rPr>
-          <w:color w:val="1E5631"/>
-          <w:sz w:val="21"/>
-        </w:rPr>
-        <w:t xml:space="preserve">• </w:t>
-      </w:r>
-      <w:r>
-        <w:rPr>
           <w:b/>
-          <w:sz w:val="21"/>
         </w:rPr>
         <w:t>问题③（◈选答）</w:t>
       </w:r>
       <w:r>
         <w:rPr>
-          <w:sz w:val="21"/>
+          <w:b w:val="0"/>
         </w:rPr>
         <w:t>：四种护卫禅里慈心排在第一位，而且要"每天都修一次"——你觉得为什么慈心需要天天修，而其他三种是遇到相应情况才修？</w:t>
       </w:r>
     </w:p>
     <w:p>
       <w:pPr>
-        <w:ind w:left="340"/>
+        <w:pStyle w:val="ListBullet"/>
       </w:pPr>
       <w:r>
         <w:rPr>
-          <w:color w:val="1E5631"/>
-          <w:sz w:val="21"/>
-        </w:rPr>
-        <w:t xml:space="preserve">• </w:t>
-      </w:r>
-      <w:r>
-        <w:rPr>
           <w:b/>
-          <w:sz w:val="21"/>
         </w:rPr>
         <w:t>问题④（◈选答，时间富余或大家感兴趣时讨论）</w:t>
       </w:r>
       <w:r>
         <w:rPr>
-          <w:sz w:val="21"/>
+          <w:b w:val="0"/>
         </w:rPr>
         <w:t>："为人所爱""为非人所爱""天神守护"——你觉得一个经常修慈心的人，为什么会受人喜欢？</w:t>
       </w:r>
     </w:p>
     <w:p>
       <w:pPr>
-        <w:spacing w:before="40" w:after="80"/>
-        <w:ind w:left="283"/>
-        <w:shd w:val="clear" w:color="auto" w:fill="EDF6EF"/>
+        <w:ind w:left="170"/>
         <w:pBdr>
-          <w:left w:val="single" w:sz="20" w:space="6" w:color="1E5631"/>
+          <w:left w:val="single" w:sz="18" w:space="4" w:color="1E4620"/>
         </w:pBdr>
+        <w:shd w:val="clear" w:fill="F2F5FA"/>
       </w:pPr>
       <w:r>
         <w:rPr>
           <w:b/>
-          <w:sz w:val="20"/>
         </w:rPr>
         <w:t>分层追问</w:t>
       </w:r>
       <w:r>
         <w:rPr>
-          <w:sz w:val="20"/>
+          <w:b w:val="0"/>
         </w:rPr>
-        <w:t>（可视时间取用，由浅入深）： - 【现象】这周，「慈心」这个词让你最先想到的是谁，或者什么画面？ - 【影响】如果一个人对自己和身边人都多一分慈心，他的日常会有什么不同？ - 【应对】今天讲的十一种利益，你最想先「试」哪一条？明天可以怎么开始？</w:t>
+        <w:t>（可视时间取用，由浅入深）：</w:t>
       </w:r>
     </w:p>
     <w:p>
       <w:pPr>
-        <w:spacing w:before="160" w:after="80"/>
+        <w:ind w:left="170"/>
+        <w:pBdr>
+          <w:left w:val="single" w:sz="18" w:space="4" w:color="1E4620"/>
+        </w:pBdr>
+        <w:shd w:val="clear" w:fill="F2F5FA"/>
       </w:pPr>
       <w:r>
         <w:rPr>
-          <w:rFonts w:ascii="Microsoft YaHei" w:hAnsi="Microsoft YaHei" w:eastAsia="Microsoft YaHei"/>
+          <w:b w:val="0"/>
+        </w:rPr>
+        <w:t>- 【现象】这周，「慈心」这个词让你最先想到的是谁，或者什么画面？</w:t>
+      </w:r>
+    </w:p>
+    <w:p>
+      <w:pPr>
+        <w:ind w:left="170"/>
+        <w:pBdr>
+          <w:left w:val="single" w:sz="18" w:space="4" w:color="1E4620"/>
+        </w:pBdr>
+        <w:shd w:val="clear" w:fill="F2F5FA"/>
+      </w:pPr>
+      <w:r>
+        <w:rPr>
+          <w:b w:val="0"/>
+        </w:rPr>
+        <w:t>- 【影响】如果一个人对自己和身边人都多一分慈心，他的日常会有什么不同？</w:t>
+      </w:r>
+    </w:p>
+    <w:p>
+      <w:pPr>
+        <w:ind w:left="170"/>
+        <w:pBdr>
+          <w:left w:val="single" w:sz="18" w:space="4" w:color="1E4620"/>
+        </w:pBdr>
+        <w:shd w:val="clear" w:fill="F2F5FA"/>
+      </w:pPr>
+      <w:r>
+        <w:rPr>
+          <w:b w:val="0"/>
+        </w:rPr>
+        <w:t>- 【应对】今天讲的十一种利益，你最想先「试」哪一条？明天可以怎么开始？</w:t>
+      </w:r>
+    </w:p>
+    <w:p>
+      <w:r>
+        <w:rPr>
           <w:b/>
-          <w:color w:val="1E5631"/>
-          <w:sz w:val="28"/>
+          <w:color w:val="1E4620"/>
+          <w:sz w:val="26"/>
         </w:rPr>
         <w:t>🧘 慈心练习（15 min）</w:t>
       </w:r>
     </w:p>
     <w:p>
       <w:pPr>
-        <w:spacing w:before="40" w:after="80"/>
-        <w:ind w:left="283"/>
-        <w:shd w:val="clear" w:color="auto" w:fill="EDF6EF"/>
+        <w:ind w:left="170"/>
         <w:pBdr>
-          <w:left w:val="single" w:sz="20" w:space="6" w:color="1E5631"/>
+          <w:left w:val="single" w:sz="18" w:space="4" w:color="1E4620"/>
         </w:pBdr>
+        <w:shd w:val="clear" w:fill="F2F5FA"/>
       </w:pPr>
       <w:r>
         <w:rPr>
-          <w:sz w:val="20"/>
+          <w:b w:val="0"/>
         </w:rPr>
         <w:t xml:space="preserve">⚠️ </w:t>
       </w:r>
       <w:r>
         <w:rPr>
           <w:b/>
-          <w:sz w:val="20"/>
         </w:rPr>
         <w:t>禅修禁忌提示</w:t>
       </w:r>
       <w:r>
         <w:rPr>
-          <w:sz w:val="20"/>
+          <w:b w:val="0"/>
         </w:rPr>
         <w:t>：若你正处在严重抑郁、焦虑、创伤后应激，或精神类疾病的发作／用药期，或正经历强烈的情绪危机，请先咨询医生或心理师，再决定是否练习；练习中若出现明显不适（如心悸、胸闷、情绪失控），请立即停止，睁开眼睛，把注意力放回呼吸与身体，必要时离场休息。</w:t>
       </w:r>
@@ -1120,137 +1130,182 @@
       <w:r>
         <w:rPr>
           <w:b/>
-          <w:sz w:val="21"/>
         </w:rPr>
         <w:t>引导词</w:t>
       </w:r>
       <w:r>
         <w:rPr>
-          <w:sz w:val="21"/>
+          <w:b w:val="0"/>
         </w:rPr>
         <w:t>：</w:t>
       </w:r>
     </w:p>
     <w:p>
       <w:pPr>
-        <w:spacing w:before="40" w:after="80"/>
-        <w:ind w:left="283"/>
-        <w:shd w:val="clear" w:color="auto" w:fill="EDF6EF"/>
+        <w:ind w:left="170"/>
         <w:pBdr>
-          <w:left w:val="single" w:sz="20" w:space="6" w:color="1E5631"/>
+          <w:left w:val="single" w:sz="18" w:space="4" w:color="1E4620"/>
         </w:pBdr>
+        <w:shd w:val="clear" w:fill="F2F5FA"/>
       </w:pPr>
       <w:r>
         <w:rPr>
-          <w:sz w:val="20"/>
+          <w:b w:val="0"/>
         </w:rPr>
         <w:t>请大家调整好坐姿，轻轻闭上眼睛，先做三次深呼吸，让身体慢慢放松下来。（停顿）</w:t>
       </w:r>
     </w:p>
     <w:p>
       <w:pPr>
-        <w:spacing w:before="40" w:after="80"/>
-        <w:ind w:left="283"/>
-        <w:shd w:val="clear" w:color="auto" w:fill="EDF6EF"/>
+        <w:ind w:left="170"/>
         <w:pBdr>
-          <w:left w:val="single" w:sz="20" w:space="6" w:color="1E5631"/>
+          <w:left w:val="single" w:sz="18" w:space="4" w:color="1E4620"/>
         </w:pBdr>
+        <w:shd w:val="clear" w:fill="F2F5FA"/>
       </w:pPr>
       <w:r>
         <w:rPr>
-          <w:sz w:val="20"/>
+          <w:b w:val="0"/>
         </w:rPr>
-        <w:t>现在，把注意力放在自己身上。在心里，缓缓地对自己说这四句话—— 愿我没有危难； 愿我没有内心的痛苦； 愿我没有身体的痛苦； 愿我保有快乐。（停顿）</w:t>
+        <w:t>现在，把注意力放在自己身上。在心里，缓缓地对自己说这四句话——</w:t>
       </w:r>
     </w:p>
     <w:p>
       <w:pPr>
-        <w:spacing w:before="40" w:after="80"/>
-        <w:ind w:left="283"/>
-        <w:shd w:val="clear" w:color="auto" w:fill="EDF6EF"/>
+        <w:ind w:left="170"/>
         <w:pBdr>
-          <w:left w:val="single" w:sz="20" w:space="6" w:color="1E5631"/>
+          <w:left w:val="single" w:sz="18" w:space="4" w:color="1E4620"/>
         </w:pBdr>
+        <w:shd w:val="clear" w:fill="F2F5FA"/>
       </w:pPr>
       <w:r>
         <w:rPr>
-          <w:sz w:val="20"/>
+          <w:b w:val="0"/>
+        </w:rPr>
+        <w:t>愿我没有危难；</w:t>
+      </w:r>
+    </w:p>
+    <w:p>
+      <w:pPr>
+        <w:ind w:left="170"/>
+        <w:pBdr>
+          <w:left w:val="single" w:sz="18" w:space="4" w:color="1E4620"/>
+        </w:pBdr>
+        <w:shd w:val="clear" w:fill="F2F5FA"/>
+      </w:pPr>
+      <w:r>
+        <w:rPr>
+          <w:b w:val="0"/>
+        </w:rPr>
+        <w:t>愿我没有内心的痛苦；</w:t>
+      </w:r>
+    </w:p>
+    <w:p>
+      <w:pPr>
+        <w:ind w:left="170"/>
+        <w:pBdr>
+          <w:left w:val="single" w:sz="18" w:space="4" w:color="1E4620"/>
+        </w:pBdr>
+        <w:shd w:val="clear" w:fill="F2F5FA"/>
+      </w:pPr>
+      <w:r>
+        <w:rPr>
+          <w:b w:val="0"/>
+        </w:rPr>
+        <w:t>愿我没有身体的痛苦；</w:t>
+      </w:r>
+    </w:p>
+    <w:p>
+      <w:pPr>
+        <w:ind w:left="170"/>
+        <w:pBdr>
+          <w:left w:val="single" w:sz="18" w:space="4" w:color="1E4620"/>
+        </w:pBdr>
+        <w:shd w:val="clear" w:fill="F2F5FA"/>
+      </w:pPr>
+      <w:r>
+        <w:rPr>
+          <w:b w:val="0"/>
+        </w:rPr>
+        <w:t>愿我保有快乐。（停顿）</w:t>
+      </w:r>
+    </w:p>
+    <w:p>
+      <w:pPr>
+        <w:ind w:left="170"/>
+        <w:pBdr>
+          <w:left w:val="single" w:sz="18" w:space="4" w:color="1E4620"/>
+        </w:pBdr>
+        <w:shd w:val="clear" w:fill="F2F5FA"/>
+      </w:pPr>
+      <w:r>
+        <w:rPr>
+          <w:b w:val="0"/>
         </w:rPr>
         <w:t>不用追求「有感觉」，也不用评判自己说得好不好。只是这样说一遍，看看心里有什么变化。</w:t>
       </w:r>
     </w:p>
     <w:p>
       <w:pPr>
-        <w:spacing w:before="40" w:after="80"/>
-        <w:ind w:left="283"/>
-        <w:shd w:val="clear" w:color="auto" w:fill="EDF6EF"/>
+        <w:ind w:left="170"/>
         <w:pBdr>
-          <w:left w:val="single" w:sz="20" w:space="6" w:color="1E5631"/>
+          <w:left w:val="single" w:sz="18" w:space="4" w:color="1E4620"/>
         </w:pBdr>
+        <w:shd w:val="clear" w:fill="F2F5FA"/>
       </w:pPr>
       <w:r>
         <w:rPr>
-          <w:sz w:val="20"/>
+          <w:b w:val="0"/>
         </w:rPr>
         <w:t>如果一时说不出口，也没关系——先静静地听一听这四句话，让它们在心里待一会儿。（停顿）</w:t>
       </w:r>
     </w:p>
     <w:p>
       <w:pPr>
-        <w:spacing w:before="40" w:after="80"/>
-        <w:ind w:left="283"/>
-        <w:shd w:val="clear" w:color="auto" w:fill="EDF6EF"/>
+        <w:ind w:left="170"/>
         <w:pBdr>
-          <w:left w:val="single" w:sz="20" w:space="6" w:color="1E5631"/>
+          <w:left w:val="single" w:sz="18" w:space="4" w:color="1E4620"/>
         </w:pBdr>
+        <w:shd w:val="clear" w:fill="F2F5FA"/>
       </w:pPr>
       <w:r>
         <w:rPr>
-          <w:sz w:val="20"/>
+          <w:b w:val="0"/>
         </w:rPr>
         <w:t>好，慢慢把注意力带回呼吸，再轻轻睁开眼睛。</w:t>
       </w:r>
     </w:p>
     <w:p>
-      <w:pPr>
-        <w:spacing w:before="160" w:after="80"/>
-      </w:pPr>
       <w:r>
         <w:rPr>
-          <w:rFonts w:ascii="Microsoft YaHei" w:hAnsi="Microsoft YaHei" w:eastAsia="Microsoft YaHei"/>
           <w:b/>
-          <w:color w:val="1E5631"/>
-          <w:sz w:val="28"/>
+          <w:color w:val="1E4620"/>
+          <w:sz w:val="26"/>
         </w:rPr>
         <w:t>📚 扩展内容包（时间富余时使用）</w:t>
       </w:r>
     </w:p>
     <w:p>
       <w:pPr>
-        <w:spacing w:before="40" w:after="80"/>
-        <w:ind w:left="283"/>
-        <w:shd w:val="clear" w:color="auto" w:fill="EDF6EF"/>
+        <w:ind w:left="170"/>
         <w:pBdr>
-          <w:left w:val="single" w:sz="20" w:space="6" w:color="1E5631"/>
+          <w:left w:val="single" w:sz="18" w:space="4" w:color="1E4620"/>
         </w:pBdr>
+        <w:shd w:val="clear" w:fill="F2F5FA"/>
       </w:pPr>
       <w:r>
         <w:rPr>
-          <w:sz w:val="20"/>
+          <w:b w:val="0"/>
         </w:rPr>
         <w:t>以下内容用于共读提前结束或讨论意犹未尽时，按需选用，不必全部完成。</w:t>
       </w:r>
     </w:p>
     <w:p>
-      <w:pPr>
-        <w:spacing w:before="120" w:after="80"/>
-      </w:pPr>
       <w:r>
         <w:rPr>
-          <w:rFonts w:ascii="Microsoft YaHei" w:hAnsi="Microsoft YaHei" w:eastAsia="Microsoft YaHei"/>
           <w:b/>
-          <w:color w:val="1E5631"/>
-          <w:sz w:val="25"/>
+          <w:color w:val="1E4620"/>
+          <w:sz w:val="23"/>
         </w:rPr>
         <w:t>扩展一：补充原文段落</w:t>
       </w:r>
@@ -1259,45 +1314,42 @@
       <w:r>
         <w:rPr>
           <w:b/>
-          <w:sz w:val="21"/>
         </w:rPr>
         <w:t>段落1</w:t>
       </w:r>
       <w:r>
         <w:rPr>
-          <w:sz w:val="21"/>
+          <w:b w:val="0"/>
         </w:rPr>
         <w:t>（出自《原文全集》第四部分·第90讲 命根2&amp;慈——慈与四梵住详解）：</w:t>
       </w:r>
     </w:p>
     <w:p>
       <w:pPr>
-        <w:spacing w:before="40" w:after="80"/>
-        <w:ind w:left="283"/>
-        <w:shd w:val="clear" w:color="auto" w:fill="EDF6EF"/>
+        <w:ind w:left="170"/>
         <w:pBdr>
-          <w:left w:val="single" w:sz="20" w:space="6" w:color="1E5631"/>
+          <w:left w:val="single" w:sz="18" w:space="4" w:color="1E4620"/>
         </w:pBdr>
+        <w:shd w:val="clear" w:fill="F2F5FA"/>
       </w:pPr>
       <w:r>
         <w:rPr>
-          <w:sz w:val="20"/>
+          <w:b w:val="0"/>
         </w:rPr>
         <w:t>"慈，没有拥有的欲望，清楚地知道在胜义谛里面，没有所有者和拥有者，没有我和我所，这是最崇高的慈爱。慈没有'我'的语言和念头，清楚知道所谓的'我'，只不过是一种幻觉，慈，不会有选择和排他，清楚知道一旦如此，将会制造出与慈本身相反的厌恶、反感和瞋恨。慈，拥抱一切的众生，不管它大小、远近、在陆地、在水里、在空中还是什么样的生命。慈，无私地拥抱一切有情，不只那些对我们有益或让我们欢喜快乐的有情。"</w:t>
       </w:r>
     </w:p>
     <w:p>
       <w:pPr>
-        <w:spacing w:before="40" w:after="80"/>
-        <w:ind w:left="283"/>
-        <w:shd w:val="clear" w:color="auto" w:fill="EDF6EF"/>
+        <w:ind w:left="170"/>
         <w:pBdr>
-          <w:left w:val="single" w:sz="20" w:space="6" w:color="1E5631"/>
+          <w:left w:val="single" w:sz="18" w:space="4" w:color="1E4620"/>
         </w:pBdr>
+        <w:shd w:val="clear" w:fill="F2F5FA"/>
       </w:pPr>
       <w:r>
         <w:rPr>
-          <w:sz w:val="20"/>
+          <w:b w:val="0"/>
         </w:rPr>
         <w:t>"慈，拥抱一切众生，不论他的心是崇高的还是低下的，他的行为是善的还是恶的。拥抱高贵或良善的众生，因慈爱自然流向他们；也接纳心低下和邪恶的众生，因为他们最需要慈爱。"（向智长老对慈的赞颂，古源尊者引用）</w:t>
       </w:r>
@@ -1306,338 +1358,250 @@
       <w:r>
         <w:rPr>
           <w:b/>
-          <w:sz w:val="21"/>
         </w:rPr>
         <w:t>段落2</w:t>
       </w:r>
       <w:r>
         <w:rPr>
-          <w:sz w:val="21"/>
+          <w:b w:val="0"/>
         </w:rPr>
         <w:t>（出处同上）：</w:t>
       </w:r>
     </w:p>
     <w:p>
       <w:pPr>
-        <w:spacing w:before="40" w:after="80"/>
-        <w:ind w:left="283"/>
-        <w:shd w:val="clear" w:color="auto" w:fill="EDF6EF"/>
+        <w:ind w:left="170"/>
         <w:pBdr>
-          <w:left w:val="single" w:sz="20" w:space="6" w:color="1E5631"/>
+          <w:left w:val="single" w:sz="18" w:space="4" w:color="1E4620"/>
         </w:pBdr>
+        <w:shd w:val="clear" w:fill="F2F5FA"/>
       </w:pPr>
       <w:r>
         <w:rPr>
-          <w:sz w:val="20"/>
+          <w:b w:val="0"/>
         </w:rPr>
         <w:t>"慈悲喜舍是压力的疏解剂，是社会和平的缔造者，是解决社会冲突的根本药方，也是我们在生存奋斗中创伤的疗愈者。大家对自己修下慈心就能感觉到。"</w:t>
       </w:r>
     </w:p>
     <w:p>
-      <w:pPr>
-        <w:spacing w:before="120" w:after="80"/>
-      </w:pPr>
       <w:r>
         <w:rPr>
-          <w:rFonts w:ascii="Microsoft YaHei" w:hAnsi="Microsoft YaHei" w:eastAsia="Microsoft YaHei"/>
           <w:b/>
-          <w:color w:val="1E5631"/>
-          <w:sz w:val="25"/>
+          <w:color w:val="1E4620"/>
+          <w:sz w:val="23"/>
         </w:rPr>
         <w:t>扩展二：深入讨论问题</w:t>
       </w:r>
     </w:p>
     <w:p>
       <w:pPr>
-        <w:ind w:left="340"/>
+        <w:pStyle w:val="ListNumber"/>
       </w:pPr>
       <w:r>
         <w:rPr>
-          <w:b/>
-          <w:sz w:val="21"/>
-        </w:rPr>
-        <w:t xml:space="preserve">1. </w:t>
-      </w:r>
-      <w:r>
-        <w:rPr>
-          <w:sz w:val="21"/>
+          <w:b w:val="0"/>
         </w:rPr>
         <w:t>向智长老说"慈，没有拥有的欲望"——你觉得慈爱和"喜欢一个人""占有一个人"的区别在哪里？你身边有没有"以爱之名"却让人窒息的关系？</w:t>
       </w:r>
     </w:p>
     <w:p>
       <w:pPr>
-        <w:ind w:left="340"/>
+        <w:pStyle w:val="ListNumber"/>
       </w:pPr>
       <w:r>
         <w:rPr>
-          <w:b/>
-          <w:sz w:val="21"/>
-        </w:rPr>
-        <w:t xml:space="preserve">2. </w:t>
-      </w:r>
-      <w:r>
-        <w:rPr>
-          <w:sz w:val="21"/>
+          <w:b w:val="0"/>
         </w:rPr>
         <w:t>如果慈心是"心的解脱"，那么在你目前的生活里，最想先"解脱"的是一种什么情绪？（不评判，只说感受）</w:t>
       </w:r>
     </w:p>
     <w:p>
-      <w:pPr>
-        <w:spacing w:before="120" w:after="80"/>
-      </w:pPr>
       <w:r>
         <w:rPr>
-          <w:rFonts w:ascii="Microsoft YaHei" w:hAnsi="Microsoft YaHei" w:eastAsia="Microsoft YaHei"/>
           <w:b/>
-          <w:color w:val="1E5631"/>
-          <w:sz w:val="25"/>
+          <w:color w:val="1E4620"/>
+          <w:sz w:val="23"/>
         </w:rPr>
         <w:t>扩展三：延伸小练习</w:t>
       </w:r>
     </w:p>
     <w:p>
       <w:pPr>
-        <w:ind w:left="340"/>
+        <w:pStyle w:val="ListBullet"/>
       </w:pPr>
       <w:r>
         <w:rPr>
-          <w:color w:val="1E5631"/>
-          <w:sz w:val="21"/>
-        </w:rPr>
-        <w:t xml:space="preserve">• </w:t>
-      </w:r>
-      <w:r>
-        <w:rPr>
           <w:b/>
-          <w:sz w:val="21"/>
         </w:rPr>
         <w:t>一天三次祝福</w:t>
       </w:r>
       <w:r>
         <w:rPr>
-          <w:sz w:val="21"/>
+          <w:b w:val="0"/>
         </w:rPr>
         <w:t>：明天在起床、午饭、睡前三个时刻，各念一遍四句祝福语（"愿我没有危难，愿我没有内心的痛苦，愿我没有身体的痛苦，愿我保有快乐"），感受每次念时心的细微变化。</w:t>
       </w:r>
     </w:p>
     <w:p>
-      <w:pPr>
-        <w:spacing w:before="160" w:after="80"/>
-      </w:pPr>
       <w:r>
         <w:rPr>
-          <w:rFonts w:ascii="Microsoft YaHei" w:hAnsi="Microsoft YaHei" w:eastAsia="Microsoft YaHei"/>
           <w:b/>
-          <w:color w:val="1E5631"/>
-          <w:sz w:val="28"/>
+          <w:color w:val="1E4620"/>
+          <w:sz w:val="26"/>
         </w:rPr>
         <w:t>🔚 收尾与回向（15 min）</w:t>
       </w:r>
     </w:p>
     <w:p>
       <w:pPr>
-        <w:ind w:left="340"/>
+        <w:pStyle w:val="ListNumber"/>
       </w:pPr>
       <w:r>
         <w:rPr>
           <w:b/>
-          <w:sz w:val="21"/>
-        </w:rPr>
-        <w:t xml:space="preserve">1. </w:t>
-      </w:r>
-      <w:r>
-        <w:rPr>
-          <w:b/>
-          <w:sz w:val="21"/>
         </w:rPr>
         <w:t>每人一句话</w:t>
       </w:r>
       <w:r>
         <w:rPr>
-          <w:sz w:val="21"/>
+          <w:b w:val="0"/>
         </w:rPr>
         <w:t>：今天最大的收获是什么？</w:t>
       </w:r>
     </w:p>
     <w:p>
       <w:pPr>
-        <w:ind w:left="340"/>
+        <w:pStyle w:val="ListNumber"/>
       </w:pPr>
       <w:r>
         <w:rPr>
           <w:b/>
-          <w:sz w:val="21"/>
-        </w:rPr>
-        <w:t xml:space="preserve">2. </w:t>
-      </w:r>
-      <w:r>
-        <w:rPr>
-          <w:b/>
-          <w:sz w:val="21"/>
         </w:rPr>
         <w:t>下周预告</w:t>
       </w:r>
       <w:r>
         <w:rPr>
-          <w:sz w:val="21"/>
+          <w:b w:val="0"/>
         </w:rPr>
         <w:t>：下周我们开始实践——第一步，先学会对自己散播慈爱。</w:t>
       </w:r>
     </w:p>
     <w:p>
       <w:pPr>
-        <w:ind w:left="340"/>
+        <w:pStyle w:val="ListNumber"/>
       </w:pPr>
       <w:r>
         <w:rPr>
           <w:b/>
-          <w:sz w:val="21"/>
-        </w:rPr>
-        <w:t xml:space="preserve">3. </w:t>
-      </w:r>
-      <w:r>
-        <w:rPr>
-          <w:b/>
-          <w:sz w:val="21"/>
         </w:rPr>
         <w:t>本周作业</w:t>
       </w:r>
       <w:r>
         <w:rPr>
-          <w:sz w:val="21"/>
+          <w:b w:val="0"/>
         </w:rPr>
         <w:t>：</w:t>
       </w:r>
     </w:p>
     <w:p>
-      <w:pPr>
-        <w:ind w:left="340"/>
-      </w:pPr>
       <w:r>
         <w:rPr>
-          <w:color w:val="1E5631"/>
-          <w:sz w:val="21"/>
+          <w:b w:val="0"/>
         </w:rPr>
-        <w:t xml:space="preserve">• </w:t>
+        <w:t xml:space="preserve">   - 每天睡前对自己说四句祝福语："愿我没有危难，愿我没有内心的痛苦，愿我没有身体的痛苦，愿我保有快乐。"</w:t>
       </w:r>
+    </w:p>
+    <w:p>
       <w:r>
         <w:rPr>
-          <w:sz w:val="21"/>
+          <w:b w:val="0"/>
         </w:rPr>
-        <w:t>每天睡前对自己说四句祝福语："愿我没有危难，愿我没有内心的痛苦，愿我没有身体的痛苦，愿我保有快乐。"</w:t>
+        <w:t xml:space="preserve">   - 留意这一周里"想生气"的时刻（不用做什么，只是留意）。</w:t>
       </w:r>
     </w:p>
     <w:p>
       <w:pPr>
-        <w:ind w:left="340"/>
-      </w:pPr>
-      <w:r>
-        <w:rPr>
-          <w:color w:val="1E5631"/>
-          <w:sz w:val="21"/>
-        </w:rPr>
-        <w:t xml:space="preserve">• </w:t>
-      </w:r>
-      <w:r>
-        <w:rPr>
-          <w:sz w:val="21"/>
-        </w:rPr>
-        <w:t>留意这一周里"想生气"的时刻（不用做什么，只是留意）。</w:t>
-      </w:r>
-    </w:p>
-    <w:p>
-      <w:pPr>
-        <w:ind w:left="340"/>
+        <w:pStyle w:val="ListNumber"/>
       </w:pPr>
       <w:r>
         <w:rPr>
           <w:b/>
-          <w:sz w:val="21"/>
-        </w:rPr>
-        <w:t xml:space="preserve">4. </w:t>
-      </w:r>
-      <w:r>
-        <w:rPr>
-          <w:b/>
-          <w:sz w:val="21"/>
         </w:rPr>
         <w:t>回向</w:t>
       </w:r>
       <w:r>
         <w:rPr>
-          <w:sz w:val="21"/>
+          <w:b w:val="0"/>
         </w:rPr>
         <w:t>（一起念）：</w:t>
       </w:r>
     </w:p>
     <w:p>
       <w:pPr>
-        <w:spacing w:before="40" w:after="80"/>
-        <w:ind w:left="283"/>
-        <w:shd w:val="clear" w:color="auto" w:fill="EDF6EF"/>
+        <w:ind w:left="170"/>
         <w:pBdr>
-          <w:left w:val="single" w:sz="20" w:space="6" w:color="1E5631"/>
+          <w:left w:val="single" w:sz="18" w:space="4" w:color="1E4620"/>
         </w:pBdr>
+        <w:shd w:val="clear" w:fill="F2F5FA"/>
       </w:pPr>
       <w:r>
         <w:rPr>
           <w:b/>
-          <w:sz w:val="20"/>
         </w:rPr>
         <w:t>愿我此功德，导向诸漏尽！</w:t>
       </w:r>
-      <w:r>
-        <w:rPr>
-          <w:sz w:val="20"/>
-        </w:rPr>
-        <w:t xml:space="preserve"> </w:t>
-      </w:r>
+    </w:p>
+    <w:p>
+      <w:pPr>
+        <w:ind w:left="170"/>
+        <w:pBdr>
+          <w:left w:val="single" w:sz="18" w:space="4" w:color="1E4620"/>
+        </w:pBdr>
+        <w:shd w:val="clear" w:fill="F2F5FA"/>
+      </w:pPr>
       <w:r>
         <w:rPr>
           <w:b/>
-          <w:sz w:val="20"/>
         </w:rPr>
         <w:t>愿我此功德，为证涅槃缘！</w:t>
       </w:r>
-      <w:r>
-        <w:rPr>
-          <w:sz w:val="20"/>
-        </w:rPr>
-        <w:t xml:space="preserve"> </w:t>
-      </w:r>
+    </w:p>
+    <w:p>
+      <w:pPr>
+        <w:ind w:left="170"/>
+        <w:pBdr>
+          <w:left w:val="single" w:sz="18" w:space="4" w:color="1E4620"/>
+        </w:pBdr>
+        <w:shd w:val="clear" w:fill="F2F5FA"/>
+      </w:pPr>
       <w:r>
         <w:rPr>
           <w:b/>
-          <w:sz w:val="20"/>
         </w:rPr>
         <w:t>我此功德分，回向诸有情！</w:t>
       </w:r>
-      <w:r>
-        <w:rPr>
-          <w:sz w:val="20"/>
-        </w:rPr>
-        <w:t xml:space="preserve"> </w:t>
-      </w:r>
+    </w:p>
+    <w:p>
+      <w:pPr>
+        <w:ind w:left="170"/>
+        <w:pBdr>
+          <w:left w:val="single" w:sz="18" w:space="4" w:color="1E4620"/>
+        </w:pBdr>
+        <w:shd w:val="clear" w:fill="F2F5FA"/>
+      </w:pPr>
       <w:r>
         <w:rPr>
           <w:b/>
-          <w:sz w:val="20"/>
         </w:rPr>
         <w:t>愿彼等一切，同得功德分！</w:t>
       </w:r>
     </w:p>
     <w:p>
-      <w:pPr>
-        <w:spacing w:before="160" w:after="80"/>
-      </w:pPr>
       <w:r>
         <w:rPr>
-          <w:rFonts w:ascii="Microsoft YaHei" w:hAnsi="Microsoft YaHei" w:eastAsia="Microsoft YaHei"/>
           <w:b/>
-          <w:color w:val="1E5631"/>
-          <w:sz w:val="28"/>
+          <w:color w:val="1E4620"/>
+          <w:sz w:val="26"/>
         </w:rPr>
         <w:t>📚 延伸阅读（课后自由选读，均为文字版）</w:t>
       </w:r>
@@ -1646,7 +1610,6 @@
       <w:tblPr>
         <w:tblStyle w:val="TableGrid"/>
         <w:tblW w:type="auto" w:w="0"/>
-        <w:jc w:val="center"/>
         <w:tblLook w:firstColumn="1" w:firstRow="1" w:lastColumn="0" w:lastRow="0" w:noHBand="0" w:noVBand="1" w:val="04A0"/>
       </w:tblPr>
       <w:tblGrid>
@@ -1658,17 +1621,20 @@
         <w:tc>
           <w:tcPr>
             <w:tcW w:type="dxa" w:w="3213"/>
-            <w:shd w:val="clear" w:color="auto" w:fill="1E5631"/>
+            <w:shd w:val="clear" w:fill="1E4620"/>
           </w:tcPr>
           <w:p>
-            <w:pPr>
-              <w:spacing w:after="20"/>
-            </w:pPr>
             <w:r>
               <w:rPr>
-                <w:b/>
                 <w:color w:val="FFFFFF"/>
-                <w:sz w:val="19"/>
+                <w:sz w:val="18"/>
+              </w:rPr>
+            </w:r>
+            <w:r>
+              <w:rPr>
+                <w:b w:val="0"/>
+                <w:color w:val="FFFFFF"/>
+                <w:sz w:val="18"/>
               </w:rPr>
               <w:t>标题</w:t>
             </w:r>
@@ -1677,17 +1643,20 @@
         <w:tc>
           <w:tcPr>
             <w:tcW w:type="dxa" w:w="3213"/>
-            <w:shd w:val="clear" w:color="auto" w:fill="1E5631"/>
+            <w:shd w:val="clear" w:fill="1E4620"/>
           </w:tcPr>
           <w:p>
-            <w:pPr>
-              <w:spacing w:after="20"/>
-            </w:pPr>
             <w:r>
               <w:rPr>
-                <w:b/>
                 <w:color w:val="FFFFFF"/>
-                <w:sz w:val="19"/>
+                <w:sz w:val="18"/>
+              </w:rPr>
+            </w:r>
+            <w:r>
+              <w:rPr>
+                <w:b w:val="0"/>
+                <w:color w:val="FFFFFF"/>
+                <w:sz w:val="18"/>
               </w:rPr>
               <w:t>media_id</w:t>
             </w:r>
@@ -1696,17 +1665,20 @@
         <w:tc>
           <w:tcPr>
             <w:tcW w:type="dxa" w:w="3213"/>
-            <w:shd w:val="clear" w:color="auto" w:fill="1E5631"/>
+            <w:shd w:val="clear" w:fill="1E4620"/>
           </w:tcPr>
           <w:p>
-            <w:pPr>
-              <w:spacing w:after="20"/>
-            </w:pPr>
             <w:r>
               <w:rPr>
-                <w:b/>
                 <w:color w:val="FFFFFF"/>
-                <w:sz w:val="19"/>
+                <w:sz w:val="18"/>
+              </w:rPr>
+            </w:r>
+            <w:r>
+              <w:rPr>
+                <w:b w:val="0"/>
+                <w:color w:val="FFFFFF"/>
+                <w:sz w:val="18"/>
               </w:rPr>
               <w:t>打开方式</w:t>
             </w:r>
@@ -1719,12 +1691,15 @@
             <w:tcW w:type="dxa" w:w="3213"/>
           </w:tcPr>
           <w:p>
-            <w:pPr>
-              <w:spacing w:after="20"/>
-            </w:pPr>
             <w:r>
               <w:rPr>
-                <w:sz w:val="19"/>
+                <w:sz w:val="18"/>
+              </w:rPr>
+            </w:r>
+            <w:r>
+              <w:rPr>
+                <w:b w:val="0"/>
+                <w:sz w:val="18"/>
               </w:rPr>
               <w:t>第189讲 五盖3（docx文字版）</w:t>
             </w:r>
@@ -1735,14 +1710,17 @@
             <w:tcW w:type="dxa" w:w="3213"/>
           </w:tcPr>
           <w:p>
-            <w:pPr>
-              <w:spacing w:after="20"/>
-            </w:pPr>
             <w:r>
               <w:rPr>
-                <w:sz w:val="19"/>
+                <w:sz w:val="18"/>
               </w:rPr>
-              <w:t>`word_d0dd1c0cd17209afe241ece24bf6b7b4_d03b0c87881adbd141fd68f2dc9947ca7439961422831605`</w:t>
+            </w:r>
+            <w:r>
+              <w:rPr>
+                <w:b w:val="0"/>
+                <w:sz w:val="18"/>
+              </w:rPr>
+              <w:t>word_d0dd1c0cd17209afe241ece24bf6b7b4_d03b0c87881adbd141fd68f2dc9947ca7439961422831605</w:t>
             </w:r>
           </w:p>
         </w:tc>
@@ -1751,12 +1729,15 @@
             <w:tcW w:type="dxa" w:w="3213"/>
           </w:tcPr>
           <w:p>
-            <w:pPr>
-              <w:spacing w:after="20"/>
-            </w:pPr>
             <w:r>
               <w:rPr>
-                <w:sz w:val="19"/>
+                <w:sz w:val="18"/>
+              </w:rPr>
+            </w:r>
+            <w:r>
+              <w:rPr>
+                <w:b w:val="0"/>
+                <w:sz w:val="18"/>
               </w:rPr>
               <w:t>ima知识库搜索「189讲 五盖3」</w:t>
             </w:r>
@@ -1767,15 +1748,18 @@
         <w:tc>
           <w:tcPr>
             <w:tcW w:type="dxa" w:w="3213"/>
-            <w:shd w:val="clear" w:color="auto" w:fill="F2F2F2"/>
+            <w:shd w:val="clear" w:fill="F2F5FA"/>
           </w:tcPr>
           <w:p>
-            <w:pPr>
-              <w:spacing w:after="20"/>
-            </w:pPr>
             <w:r>
               <w:rPr>
-                <w:sz w:val="19"/>
+                <w:sz w:val="18"/>
+              </w:rPr>
+            </w:r>
+            <w:r>
+              <w:rPr>
+                <w:b w:val="0"/>
+                <w:sz w:val="18"/>
               </w:rPr>
               <w:t>天湖寺早晚课诵本（PDF，含应作慈爱经全文）</w:t>
             </w:r>
@@ -1784,32 +1768,38 @@
         <w:tc>
           <w:tcPr>
             <w:tcW w:type="dxa" w:w="3213"/>
-            <w:shd w:val="clear" w:color="auto" w:fill="F2F2F2"/>
+            <w:shd w:val="clear" w:fill="F2F5FA"/>
           </w:tcPr>
           <w:p>
-            <w:pPr>
-              <w:spacing w:after="20"/>
-            </w:pPr>
             <w:r>
               <w:rPr>
-                <w:sz w:val="19"/>
+                <w:sz w:val="18"/>
               </w:rPr>
-              <w:t>`pdf_d0dd1c0cd17209afe241ece24bf6b7b4_6f25861a789aee54d314c7169431cab57439961422831605`</w:t>
+            </w:r>
+            <w:r>
+              <w:rPr>
+                <w:b w:val="0"/>
+                <w:sz w:val="18"/>
+              </w:rPr>
+              <w:t>pdf_d0dd1c0cd17209afe241ece24bf6b7b4_6f25861a789aee54d314c7169431cab57439961422831605</w:t>
             </w:r>
           </w:p>
         </w:tc>
         <w:tc>
           <w:tcPr>
             <w:tcW w:type="dxa" w:w="3213"/>
-            <w:shd w:val="clear" w:color="auto" w:fill="F2F2F2"/>
+            <w:shd w:val="clear" w:fill="F2F5FA"/>
           </w:tcPr>
           <w:p>
-            <w:pPr>
-              <w:spacing w:after="20"/>
-            </w:pPr>
             <w:r>
               <w:rPr>
-                <w:sz w:val="19"/>
+                <w:sz w:val="18"/>
+              </w:rPr>
+            </w:r>
+            <w:r>
+              <w:rPr>
+                <w:b w:val="0"/>
+                <w:sz w:val="18"/>
               </w:rPr>
               <w:t>ima知识库搜索「天湖寺早晚课诵本」</w:t>
             </w:r>
@@ -1819,31 +1809,29 @@
     </w:tbl>
     <w:p>
       <w:pPr>
-        <w:spacing w:before="40" w:after="80"/>
-        <w:ind w:left="283"/>
-        <w:shd w:val="clear" w:color="auto" w:fill="EDF6EF"/>
+        <w:ind w:left="170"/>
         <w:pBdr>
-          <w:left w:val="single" w:sz="20" w:space="6" w:color="1E5631"/>
+          <w:left w:val="single" w:sz="18" w:space="4" w:color="1E4620"/>
         </w:pBdr>
+        <w:shd w:val="clear" w:fill="F2F5FA"/>
       </w:pPr>
       <w:r>
         <w:rPr>
-          <w:sz w:val="20"/>
+          <w:b w:val="0"/>
         </w:rPr>
         <w:t xml:space="preserve">📚 </w:t>
       </w:r>
       <w:r>
         <w:rPr>
           <w:b/>
-          <w:sz w:val="20"/>
         </w:rPr>
         <w:t>下一份文档</w:t>
       </w:r>
       <w:r>
         <w:rPr>
-          <w:sz w:val="20"/>
+          <w:b w:val="0"/>
         </w:rPr>
-        <w:t>：`第2周_第一步-对自己散播慈爱（四句祝福语）_学员版.md`</w:t>
+        <w:t>：第2周_第一步-对自己散播慈爱（四句祝福语）_学员版.md</w:t>
       </w:r>
     </w:p>
     <w:sectPr>
@@ -1865,7 +1853,11 @@
       <w:pStyle w:val="Footer"/>
       <w:jc w:val="center"/>
     </w:pPr>
-    <w:fldSimple w:instr="PAGE"/>
+    <w:r>
+      <w:fldChar w:fldCharType="begin"/>
+      <w:instrText xml:space="preserve">PAGE</w:instrText>
+      <w:fldChar w:fldCharType="end"/>
+    </w:r>
   </w:p>
 </w:ftr>
 </file>
@@ -1879,10 +1871,10 @@
     </w:pPr>
     <w:r>
       <w:rPr>
-        <w:color w:val="808080"/>
+        <w:color w:val="1E4620"/>
         <w:sz w:val="16"/>
       </w:rPr>
-      <w:t>读书会02·第1周·慈心的意义、功德与四护卫禅定位（朗读优化版）</w:t>
+      <w:t>读书会02 · 第1周 · 朗读优化版（8周版） · 学员版</w:t>
     </w:r>
   </w:p>
 </w:hdr>
@@ -2251,11 +2243,8 @@
     <w:name w:val="Normal"/>
     <w:qFormat/>
     <w:rsid w:val="00FC693F"/>
-    <w:pPr>
-      <w:spacing w:line="324" w:lineRule="auto" w:after="60"/>
-    </w:pPr>
     <w:rPr>
-      <w:rFonts w:ascii="Microsoft YaHei" w:hAnsi="Microsoft YaHei" w:eastAsia="Microsoft YaHei"/>
+      <w:rFonts w:ascii="等线" w:hAnsi="等线" w:eastAsia="宋体"/>
       <w:sz w:val="21"/>
     </w:rPr>
   </w:style>
